--- a/public/application-forms/2026/Individual/inhouse/EFG-Course-Registration-Individual-CSASC-Application-Form.docx
+++ b/public/application-forms/2026/Individual/inhouse/EFG-Course-Registration-Individual-CSASC-Application-Form.docx
@@ -10628,9 +10628,8 @@
           <w:szCs w:val="24"/>
           <w:lang w:bidi="ta-IN"/>
         </w:rPr>
-        <w:t xml:space="preserve">   __________________________</w:t>
+        <w:t xml:space="preserve">   __________________________            </w:t>
       </w:r>
-      <w:proofErr w:type="gramStart"/>
       <w:r>
         <w:rPr>
           <w:rFonts w:ascii="Times New Roman" w:eastAsia="Times New Roman" w:hAnsi="Times New Roman" w:cs="Latha"/>
@@ -10638,7 +10637,7 @@
           <w:szCs w:val="24"/>
           <w:lang w:bidi="ta-IN"/>
         </w:rPr>
-        <w:t xml:space="preserve">            </w:t>
+        <w:t xml:space="preserve">   </w:t>
       </w:r>
       <w:r>
         <w:rPr>
@@ -10647,7 +10646,7 @@
           <w:szCs w:val="24"/>
           <w:lang w:bidi="ta-IN"/>
         </w:rPr>
-        <w:t xml:space="preserve">   </w:t>
+        <w:t xml:space="preserve">  </w:t>
       </w:r>
       <w:r>
         <w:rPr>
@@ -10656,26 +10655,7 @@
           <w:szCs w:val="24"/>
           <w:lang w:bidi="ta-IN"/>
         </w:rPr>
-        <w:t xml:space="preserve">  </w:t>
-      </w:r>
-      <w:r>
-        <w:rPr>
-          <w:rFonts w:ascii="Times New Roman" w:eastAsia="Times New Roman" w:hAnsi="Times New Roman" w:cs="Latha"/>
-          <w:sz w:val="24"/>
-          <w:szCs w:val="24"/>
-          <w:lang w:bidi="ta-IN"/>
-        </w:rPr>
-        <w:t xml:space="preserve">     </w:t>
-      </w:r>
-      <w:proofErr w:type="gramEnd"/>
-      <w:r>
-        <w:rPr>
-          <w:rFonts w:ascii="Times New Roman" w:eastAsia="Times New Roman" w:hAnsi="Times New Roman" w:cs="Latha"/>
-          <w:sz w:val="24"/>
-          <w:szCs w:val="24"/>
-          <w:lang w:bidi="ta-IN"/>
-        </w:rPr>
-        <w:t>__________________________</w:t>
+        <w:t xml:space="preserve">     __________________________</w:t>
       </w:r>
       <w:r>
         <w:rPr>
@@ -10968,7 +10948,6 @@
                                       <w:lang w:bidi="ta-IN"/>
                                     </w:rPr>
                                   </w:pPr>
-                                  <w:proofErr w:type="gramStart"/>
                                   <w:r>
                                     <w:rPr>
                                       <w:rFonts w:ascii="Aptos" w:eastAsia="Aptos" w:hAnsi="Aptos" w:cs="Latha"/>
@@ -10978,7 +10957,6 @@
                                     </w:rPr>
                                     <w:t>Date :</w:t>
                                   </w:r>
-                                  <w:proofErr w:type="gramEnd"/>
                                 </w:p>
                               </w:tc>
                               <w:tc>
@@ -11261,7 +11239,6 @@
                                 <w:lang w:bidi="ta-IN"/>
                               </w:rPr>
                             </w:pPr>
-                            <w:proofErr w:type="gramStart"/>
                             <w:r>
                               <w:rPr>
                                 <w:rFonts w:ascii="Aptos" w:eastAsia="Aptos" w:hAnsi="Aptos" w:cs="Latha"/>
@@ -11271,7 +11248,6 @@
                               </w:rPr>
                               <w:t>Date :</w:t>
                             </w:r>
-                            <w:proofErr w:type="gramEnd"/>
                           </w:p>
                         </w:tc>
                         <w:tc>
@@ -14372,13 +14348,16 @@
         <w:fldChar w:fldCharType="begin"/>
       </w:r>
       <w:r>
-        <w:instrText xml:space="preserve"> </w:instrText>
+        <w:instrText xml:space="preserve"> INCLUDEPICTURE  "https://images.myhardhatstickers.com/img/lg/H/trained-confined-space-attendant-hard-hat-decals-hh-0489.png" \* MERGEFORMATINET </w:instrText>
       </w:r>
       <w:r>
-        <w:instrText>INCLUDEPICTURE  "https://images.myhardhatstickers.com/img/lg/H/trained-confined-space-attendant-hard-hat-decals-hh-0489.png" \* MERGEFORMATINET</w:instrText>
+        <w:fldChar w:fldCharType="separate"/>
       </w:r>
       <w:r>
-        <w:instrText xml:space="preserve"> </w:instrText>
+        <w:fldChar w:fldCharType="begin"/>
+      </w:r>
+      <w:r>
+        <w:instrText xml:space="preserve"> INCLUDEPICTURE  "https://images.myhardhatstickers.com/img/lg/H/trained-confined-space-attendant-hard-hat-decals-hh-0489.png" \* MERGEFORMATINET </w:instrText>
       </w:r>
       <w:r>
         <w:fldChar w:fldCharType="separate"/>
@@ -14408,6 +14387,9 @@
             <v:imagedata r:id="rId12" r:href="rId13"/>
           </v:shape>
         </w:pict>
+      </w:r>
+      <w:r>
+        <w:fldChar w:fldCharType="end"/>
       </w:r>
       <w:r>
         <w:fldChar w:fldCharType="end"/>
@@ -15484,9 +15466,18 @@
         <w:rFonts w:ascii="Calibri" w:eastAsia="Times New Roman" w:hAnsi="Calibri" w:cs="Calibri"/>
         <w:sz w:val="18"/>
         <w:szCs w:val="18"/>
-        <w:lang w:val="x-none" w:eastAsia="x-none" w:bidi="ta-IN"/>
+        <w:lang w:eastAsia="x-none" w:bidi="ta-IN"/>
       </w:rPr>
-      <w:t xml:space="preserve">EFG-SP-01 </w:t>
+      <w:t>EFG-SP-02 A</w:t>
+    </w:r>
+    <w:r>
+      <w:rPr>
+        <w:rFonts w:ascii="Calibri" w:eastAsia="Times New Roman" w:hAnsi="Calibri" w:cs="Calibri"/>
+        <w:sz w:val="18"/>
+        <w:szCs w:val="18"/>
+        <w:lang w:eastAsia="x-none" w:bidi="ta-IN"/>
+      </w:rPr>
+      <w:t xml:space="preserve"> </w:t>
     </w:r>
     <w:r>
       <w:rPr>
@@ -15495,16 +15486,7 @@
         <w:szCs w:val="18"/>
         <w:lang w:val="x-none" w:eastAsia="x-none" w:bidi="ta-IN"/>
       </w:rPr>
-      <w:t>A</w:t>
-    </w:r>
-    <w:r>
-      <w:rPr>
-        <w:rFonts w:ascii="Calibri" w:eastAsia="Times New Roman" w:hAnsi="Calibri" w:cs="Calibri"/>
-        <w:sz w:val="18"/>
-        <w:szCs w:val="18"/>
-        <w:lang w:val="x-none" w:eastAsia="x-none" w:bidi="ta-IN"/>
-      </w:rPr>
-      <w:t xml:space="preserve"> | Rev0</w:t>
+      <w:t>| Rev0</w:t>
     </w:r>
     <w:r>
       <w:rPr>
@@ -15597,7 +15579,7 @@
           <v:path o:extrusionok="f" gradientshapeok="t" o:connecttype="rect"/>
           <o:lock v:ext="edit" aspectratio="t"/>
         </v:shapetype>
-        <v:shape id="Picture 23" o:spid="_x0000_i1026" type="#_x0000_t75" alt="Service Provider for iso Certification in Singapore ..." style="width:39.75pt;height:37.5pt;visibility:visible">
+        <v:shape id="Picture 23" o:spid="_x0000_i1078" type="#_x0000_t75" alt="Service Provider for iso Certification in Singapore ..." style="width:39.75pt;height:37.5pt;visibility:visible">
           <v:imagedata r:id="rId1" o:title="Service Provider for iso Certification in Singapore "/>
         </v:shape>
       </w:pict>
@@ -15618,7 +15600,7 @@
         <w:lang w:val="en-SG" w:eastAsia="en-SG"/>
       </w:rPr>
       <w:pict w14:anchorId="7E9694F5">
-        <v:shape id="Picture 25" o:spid="_x0000_i1027" type="#_x0000_t75" alt="Service Provider for iso Certification in Singapore - Banyancertification" style="width:34.5pt;height:36pt;visibility:visible">
+        <v:shape id="Picture 25" o:spid="_x0000_i1079" type="#_x0000_t75" alt="Service Provider for iso Certification in Singapore - Banyancertification" style="width:34.5pt;height:36pt;visibility:visible">
           <v:imagedata r:id="rId2" o:title="Service Provider for iso Certification in Singapore - Banyancertification"/>
         </v:shape>
       </w:pict>
@@ -15639,7 +15621,7 @@
         <w:lang w:val="en-SG" w:eastAsia="en-SG"/>
       </w:rPr>
       <w:pict w14:anchorId="71DD84B8">
-        <v:shape id="Picture 1" o:spid="_x0000_i1028" type="#_x0000_t75" style="width:33pt;height:34.5pt;visibility:visible">
+        <v:shape id="Picture 1" o:spid="_x0000_i1080" type="#_x0000_t75" style="width:33pt;height:34.5pt;visibility:visible">
           <v:imagedata r:id="rId3" o:title=""/>
         </v:shape>
       </w:pict>
@@ -15660,7 +15642,7 @@
         <w:lang w:val="en-SG" w:eastAsia="en-SG"/>
       </w:rPr>
       <w:pict w14:anchorId="5A3981A6">
-        <v:shape id="Picture 8" o:spid="_x0000_i1029" type="#_x0000_t75" alt="ssg" style="width:55.5pt;height:32.25pt;visibility:visible">
+        <v:shape id="Picture 8" o:spid="_x0000_i1081" type="#_x0000_t75" alt="ssg" style="width:55.5pt;height:32.25pt;visibility:visible">
           <v:imagedata r:id="rId4" o:title="ssg"/>
         </v:shape>
       </w:pict>
@@ -15681,7 +15663,7 @@
         <w:lang w:val="en-SG" w:eastAsia="en-SG"/>
       </w:rPr>
       <w:pict w14:anchorId="6B2FB26A">
-        <v:shape id="Picture 20" o:spid="_x0000_i1030" type="#_x0000_t75" style="width:60.75pt;height:34.5pt;visibility:visible">
+        <v:shape id="Picture 20" o:spid="_x0000_i1082" type="#_x0000_t75" style="width:60.75pt;height:34.5pt;visibility:visible">
           <v:imagedata r:id="rId5" o:title="WhatsApp Image 2023-05-31 at 12" croptop="3799f" cropbottom="2713f" cropleft="1852f" cropright="1256f"/>
         </v:shape>
       </w:pict>
@@ -15704,7 +15686,7 @@
         <w:lang w:val="en-SG" w:eastAsia="en-SG"/>
       </w:rPr>
       <w:pict w14:anchorId="1FDC890A">
-        <v:shape id="_x0000_i1031" type="#_x0000_t75" style="width:45pt;height:29.25pt;visibility:visible">
+        <v:shape id="_x0000_i1083" type="#_x0000_t75" style="width:45pt;height:29.25pt;visibility:visible">
           <v:imagedata r:id="rId6" o:title=""/>
         </v:shape>
       </w:pict>
@@ -15834,7 +15816,34 @@
         <w:szCs w:val="16"/>
         <w:lang w:val="x-none" w:eastAsia="x-none" w:bidi="ta-IN"/>
       </w:rPr>
-      <w:t xml:space="preserve">            EFG-SP-01 A | Rev03/01-02-202</w:t>
+      <w:t xml:space="preserve">            </w:t>
+    </w:r>
+    <w:r>
+      <w:rPr>
+        <w:rFonts w:ascii="Calibri" w:eastAsia="Times New Roman" w:hAnsi="Calibri" w:cs="Calibri"/>
+        <w:sz w:val="16"/>
+        <w:szCs w:val="16"/>
+        <w:lang w:eastAsia="x-none" w:bidi="ta-IN"/>
+      </w:rPr>
+      <w:t>EFG-SP-02 A</w:t>
+    </w:r>
+    <w:r>
+      <w:rPr>
+        <w:rFonts w:ascii="Calibri" w:eastAsia="Times New Roman" w:hAnsi="Calibri" w:cs="Calibri"/>
+        <w:sz w:val="16"/>
+        <w:szCs w:val="16"/>
+        <w:lang w:eastAsia="x-none" w:bidi="ta-IN"/>
+      </w:rPr>
+      <w:t xml:space="preserve"> </w:t>
+    </w:r>
+    <w:r>
+      <w:rPr>
+        <w:rFonts w:ascii="Calibri" w:eastAsia="Times New Roman" w:hAnsi="Calibri" w:cs="Calibri"/>
+        <w:sz w:val="16"/>
+        <w:szCs w:val="16"/>
+        <w:lang w:val="x-none" w:eastAsia="x-none" w:bidi="ta-IN"/>
+      </w:rPr>
+      <w:t>| Rev03/01-02-202</w:t>
     </w:r>
     <w:r>
       <w:rPr>
@@ -16507,18 +16516,7 @@
         <w:sz w:val="36"/>
         <w:szCs w:val="36"/>
       </w:rPr>
-      <w:t xml:space="preserve"> </w:t>
-    </w:r>
-    <w:r>
-      <w:rPr>
-        <w:rFonts w:ascii="Calibri" w:hAnsi="Calibri" w:cs="Calibri"/>
-        <w:b/>
-        <w:bCs/>
-        <w:spacing w:val="-19"/>
-        <w:sz w:val="36"/>
-        <w:szCs w:val="36"/>
-      </w:rPr>
-      <w:t xml:space="preserve">- </w:t>
+      <w:t xml:space="preserve"> - </w:t>
     </w:r>
     <w:r>
       <w:rPr>
@@ -16894,7 +16892,7 @@
           <v:path o:extrusionok="f" gradientshapeok="t" o:connecttype="rect"/>
           <o:lock v:ext="edit" aspectratio="t"/>
         </v:shapetype>
-        <v:shape id="_x0000_i1025" type="#_x0000_t75" style="width:61.5pt;height:53.25pt">
+        <v:shape id="_x0000_i1025" type="#_x0000_t75" style="width:60.75pt;height:53.25pt">
           <v:imagedata r:id="rId2" o:title=""/>
         </v:shape>
       </w:pict>
@@ -17297,7 +17295,7 @@
           <v:path o:extrusionok="f" gradientshapeok="t" o:connecttype="rect"/>
           <o:lock v:ext="edit" aspectratio="t"/>
         </v:shapetype>
-        <v:shape id="_x0000_i1035" type="#_x0000_t75" style="width:61.5pt;height:53.25pt">
+        <v:shape id="_x0000_i1035" type="#_x0000_t75" style="width:60.75pt;height:53.25pt">
           <v:imagedata r:id="rId3" o:title=""/>
         </v:shape>
       </w:pict>
@@ -18780,7 +18778,6 @@
   <w:style w:type="character" w:default="1" w:styleId="DefaultParagraphFont">
     <w:name w:val="Default Paragraph Font"/>
     <w:uiPriority w:val="1"/>
-    <w:semiHidden/>
     <w:unhideWhenUsed/>
   </w:style>
   <w:style w:type="table" w:default="1" w:styleId="TableNormal">
